--- a/2026.04.30 - Resume (Full Stack).docx
+++ b/2026.04.30 - Resume (Full Stack).docx
@@ -22,7 +22,7 @@
         <w:br/>
       </w:r>
       <w:r>
-        <w:t xml:space="preserve">Phone: +1 (260) 388-9483 • Email: brett.chapin89@gmail.com</w:t>
+        <w:t xml:space="preserve">Phone: +1 (260) 388-9483 • Email: bachapin@proton.me</w:t>
       </w:r>
       <w:r>
         <w:br/>
